--- a/Articles/07-choosing-a-respirator/article.docx
+++ b/Articles/07-choosing-a-respirator/article.docx
@@ -15,7 +15,7 @@
         <w:pStyle w:val="Subtitle"/>
       </w:pPr>
       <w:r>
-        <w:t xml:space="preserve">A dust mask stops sawdust, not lacquer fumes — here's how to match your respirator to the job so you're actually protected, not just covered.</w:t>
+        <w:t xml:space="preserve">A dust mask stops sawdust. It does nothing against lacquer fumes. Here's how to match your respirator to the job so you're actually protected, not just covered.</w:t>
       </w:r>
     </w:p>
     <w:p>
@@ -70,7 +70,7 @@
     </w:p>
     <w:p>
       <w:r>
-        <w:t xml:space="preserve">Most guys in the shop own exactly one respiratory protection item: a box of disposable dust masks from the hardware store. That's fine for sanding. It does nothing at all against lacquer thinner, spray poly, or oil-based stain fumes. The confusion between "something over my face" and "the right thing over my face for this specific job" sends more woodworkers to the ER with chemical headaches and lung irritation than almost anything else in the shop. Here's how the three real tiers of protection actually work, and how to know which one you need before you open the can.</w:t>
+        <w:t xml:space="preserve">Most people in the shop own exactly one piece of respiratory protection: a box of disposable dust masks from the hardware store. Fine for sanding. Does absolutely nothing against lacquer thinner, spray poly, or oil-based stain fumes — zero. That mix-up, between "something over my face" and "the right thing over my face for this specific job," sends more woodworkers to the ER with chemical headaches and lung irritation than almost anything else that happens in a shop. Here's how the three real tiers of protection actually work, and how to know which one you need before you crack the can open.</w:t>
       </w:r>
     </w:p>
     <w:p>
@@ -83,7 +83,7 @@
     </w:p>
     <w:p>
       <w:r>
-        <w:t xml:space="preserve">A disposable N95 (rated for particulates, not vapors) filters out roughly 95% of airborne particles down to 0.3 microns — sawdust, MDF dust, drywall dust. That's it. It has zero effect on solvent vapors because there's no cartridge chemistry involved, just a mechanical filter mat. The </w:t>
+        <w:t xml:space="preserve">A disposable N95 — rated for particulates, not vapors — filters out roughly 95% of airborne particles down to 0.3 microns: sawdust, MDF dust, drywall dust. That's the whole job. Against solvent vapors it does nothing, because there's no cartridge chemistry in there at all, just a mechanical filter mat doing mechanical filter mat things. The </w:t>
       </w:r>
       <w:hyperlink r:id="rIdLink0">
         <w:r>
@@ -95,12 +95,12 @@
         </w:r>
       </w:hyperlink>
       <w:r>
-        <w:t xml:space="preserve"> is a solid disposable option for sanding and general dust — cheap enough to swap out often, which you should.</w:t>
-      </w:r>
-    </w:p>
-    <w:p>
-      <w:r>
-        <w:t xml:space="preserve">Step up to a half-face elastomeric respirator like the </w:t>
+        <w:t xml:space="preserve"> is a solid disposable option for sanding and general dust — cheap enough that you should actually swap it out often, not wear the same one for three months.</w:t>
+      </w:r>
+    </w:p>
+    <w:p>
+      <w:r>
+        <w:t xml:space="preserve">Step up to a half-face elastomeric respirator, like the </w:t>
       </w:r>
       <w:hyperlink r:id="rIdLink1">
         <w:r>
@@ -124,12 +124,12 @@
         </w:r>
       </w:hyperlink>
       <w:r>
-        <w:t xml:space="preserve">), and you're filtering 99.97% of particulates with a real rubber seal against your face — better for extended sanding sessions, epoxy dust, or MDF work where an N95's flimsy fit lets dust leak around the edges. P100 cartridges have some carbon in the mix, so they'll knock down light nuisance odors, but they are not rated for organic vapors and will not protect you from solvent fumes at any meaningful concentration.</w:t>
-      </w:r>
-    </w:p>
-    <w:p>
-      <w:r>
-        <w:t xml:space="preserve">The third tier is that same 6502QC body fitted with organic vapor cartridges instead — the </w:t>
+        <w:t xml:space="preserve">), and now you're filtering 99.97% of particulates with an actual rubber seal against your face — better for extended sanding sessions, epoxy dust, or MDF work, where an N95's flimsy fit just lets dust leak around the edges. P100 cartridges do have some carbon in the mix, so they'll take the edge off light nuisance odors. But don't confuse that with vapor protection — they're not rated for organic vapors, and they won't protect you from solvent fumes at any concentration that matters.</w:t>
+      </w:r>
+    </w:p>
+    <w:p>
+      <w:r>
+        <w:t xml:space="preserve">The third tier is that same 6502QC body, just fitted with organic vapor cartridges instead — the </w:t>
       </w:r>
       <w:hyperlink r:id="rIdLink3">
         <w:r>
@@ -141,7 +141,7 @@
         </w:r>
       </w:hyperlink>
       <w:r>
-        <w:t xml:space="preserve"> is the standard choice. These use activated carbon to adsorb solvent molecules and are the only option that actually protects you from lacquer, shellac in denatured alcohol, oil-based poly, contact cement, and spray finishes of any kind. If you can smell it, a dust cartridge isn't stopping it.</w:t>
+        <w:t xml:space="preserve"> is the standard choice. These use activated carbon to adsorb solvent molecules, and they're the only option that actually protects you from lacquer, shellac cut with denatured alcohol, oil-based poly, contact cement, or spray finishes of any kind. Simple test: if you can smell it, a dust cartridge isn't stopping it.</w:t>
       </w:r>
     </w:p>
     <w:p>
@@ -154,7 +154,7 @@
     </w:p>
     <w:p>
       <w:r>
-        <w:t xml:space="preserve">Run through your actual task list, not a general "am I wearing a mask" checklist:</w:t>
+        <w:t xml:space="preserve">Run this against your actual task list, not a vague "am I wearing a mask" checklist:</w:t>
       </w:r>
     </w:p>
     <w:p>
@@ -172,7 +172,7 @@
         <w:t xml:space="preserve">Sanding bare wood, sawing, routing:</w:t>
       </w:r>
       <w:r>
-        <w:t xml:space="preserve"> N95 disposable is enough for occasional work; P100 half-face for daily/heavy use.</w:t>
+        <w:t xml:space="preserve"> N95 disposable covers occasional work fine; go P100 half-face if you're doing it daily or heavily.</w:t>
       </w:r>
     </w:p>
     <w:p>
@@ -190,7 +190,7 @@
         <w:t xml:space="preserve">Sanding a previously finished piece, especially old paint:</w:t>
       </w:r>
       <w:r>
-        <w:t xml:space="preserve"> P100 minimum — you don't know what's in that finish, and lead paint is still out there in anything built before 1978.</w:t>
+        <w:t xml:space="preserve"> P100 minimum. You don't actually know what's in that finish, and lead paint is still sitting in plenty of anything built before 1978.</w:t>
       </w:r>
     </w:p>
     <w:p>
@@ -208,7 +208,7 @@
         <w:t xml:space="preserve">Brushing or wiping oil finishes, Danish oil, wipe-on poly:</w:t>
       </w:r>
       <w:r>
-        <w:t xml:space="preserve"> organic vapor cartridges recommended in an unventilated space; open garage door with cross breeze can sometimes get by with just good ventilation, but the cartridges are cheap insurance.</w:t>
+        <w:t xml:space="preserve"> organic vapor cartridges recommended in an unventilated space. An open garage door with a real cross breeze can sometimes get you by on ventilation alone, but the cartridges are cheap insurance either way.</w:t>
       </w:r>
     </w:p>
     <w:p>
@@ -223,10 +223,10 @@
         <w:rPr>
           <w:b/>
         </w:rPr>
-        <w:t xml:space="preserve">Spraying lacquer, conversion varnish, or anything with a spray gun:</w:t>
-      </w:r>
-      <w:r>
-        <w:t xml:space="preserve"> organic vapor cartridges, full stop, no exceptions. Spraying aerosolizes solvent at a rate no open door will keep up with.</w:t>
+        <w:t xml:space="preserve">Spraying lacquer, conversion varnish, or anything through a spray gun:</w:t>
+      </w:r>
+      <w:r>
+        <w:t xml:space="preserve"> organic vapor cartridges, full stop, no exceptions. Spraying aerosolizes solvent faster than any open door is going to keep up with.</w:t>
       </w:r>
     </w:p>
     <w:p>
@@ -255,12 +255,12 @@
     </w:p>
     <w:p>
       <w:r>
-        <w:t xml:space="preserve">An elastomeric respirator only works if it seals against skin all the way around your nose, cheeks, and jaw. A beard, even a few days of stubble past clean-shaven, creates channels under the seal that let unfiltered air in — OSHA's own fit-test standards require a clean-shaven seal area for exactly this reason. If you've got a beard you're not willing to lose, a powered air-purifying respirator (PAPR) with a loose-fitting hood is the realistic option, since it works on positive air pressure rather than a facial seal.</w:t>
-      </w:r>
-    </w:p>
-    <w:p>
-      <w:r>
-        <w:t xml:space="preserve">Do a quick fit check every time you put one on: cover both exhalation valve and cartridges with your hands and exhale/inhale gently. You shouldn't feel air leaking out around the seal, and the mask should pull in slightly against your face on inhale. If you feel a cold draft along your cheek or nose bridge, adjust the straps before you start work, not after you notice the smell.</w:t>
+        <w:t xml:space="preserve">An elastomeric respirator only does its job if it seals against skin all the way around your nose, cheeks, and jaw. A beard — even a few days of stubble past clean-shaven — carves channels under that seal and lets unfiltered air straight in. That's exactly why OSHA's own fit-test standards require a clean-shaven seal area. If you've got a beard you're not giving up, a powered air-purifying respirator (PAPR) with a loose-fitting hood is your realistic option, since it works on positive air pressure instead of relying on a seal against your skin at all.</w:t>
+      </w:r>
+    </w:p>
+    <w:p>
+      <w:r>
+        <w:t xml:space="preserve">Do a quick fit check every single time you put one on: cover the exhalation valve and cartridges with your hands, then exhale and inhale gently. You shouldn't feel any air leaking out around the seal, and the mask should pull in slightly against your face when you inhale. Feel a cold draft along your cheek or the bridge of your nose? Fix the straps now, before you start work — not later, after you've already noticed the smell.</w:t>
       </w:r>
     </w:p>
     <w:p>
@@ -273,7 +273,7 @@
     </w:p>
     <w:p>
       <w:r>
-        <w:t xml:space="preserve">Organic vapor cartridges have a working life measured in hours of actual exposure, not calendar time, and that life depends heavily on the solvent concentration and your personal sense of smell. The rule that matters: if you can smell or taste the solvent through the cartridge at all, it is done and needs replacing immediately — that's called "breakthrough," and by the time you notice it you've already been breathing unfiltered vapor for some period. Don't try to stretch a cartridge because it "still looks fine" from the outside; there's no visual wear indicator, only smell. For anyone spraying finishes regularly, keep a spare set on hand so a mid-project cartridge swap doesn't turn into a shop-supply run in full PPE.</w:t>
+        <w:t xml:space="preserve">Organic vapor cartridges have a working life measured in hours of actual exposure, not days on the calendar, and that life depends heavily on solvent concentration and, frankly, on your own nose. Here's the rule that actually matters: if you can smell or taste the solvent through the cartridge at all, it's done. Replace it immediately. That's called "breakthrough," and by the time you notice it, you've already been breathing unfiltered vapor for some stretch of time you can't get back. Don't try to stretch a cartridge because it "still looks fine" — there's no visual wear indicator on these things, only smell. If you're spraying finishes regularly, keep a spare set on hand, so a mid-project cartridge swap doesn't turn into a shop-supply run while you're still in full PPE.</w:t>
       </w:r>
     </w:p>
     <w:p>
@@ -286,12 +286,12 @@
     </w:p>
     <w:p>
       <w:r>
-        <w:t xml:space="preserve">Cartridges keep absorbing ambient VOCs even when you're not actively spraying, which quietly eats into their working life sitting on a pegboard hook. Store the whole respirator — or at minimum the cartridges — in a sealed zip-top bag or an airtight container between sessions. Keep it away from the finishing area itself; a respirator left sitting next to an open can of lacquer thinner is absorbing fumes around the clock and will read as "used up" far sooner than the hours of actual wear time would suggest.</w:t>
-      </w:r>
-    </w:p>
-    <w:p>
-      <w:r>
-        <w:t xml:space="preserve">Getting the right respirator is half the equation — knowing which cartridges to keep stocked and when to replace them is the other half. If you're building out your PPE alongside the rest of your shop equipment, </w:t>
+        <w:t xml:space="preserve">Cartridges don't stop working when you take them off. They keep absorbing ambient VOCs the whole time they're hanging on a pegboard hook, quietly burning through their working life whether you're spraying or not. Store the whole respirator — or at minimum just the cartridges — in a sealed zip-top bag or an airtight container between sessions. And keep it away from the finishing area itself. A respirator sitting next to an open can of lacquer thinner is absorbing fumes around the clock, and it'll read as "used up" a lot sooner than the actual hours of wear time would suggest.</w:t>
+      </w:r>
+    </w:p>
+    <w:p>
+      <w:r>
+        <w:t xml:space="preserve">Getting the right respirator is half the job. Knowing which cartridges to keep stocked, and when to actually replace them, is the other half — and it's the half most people skip. If you're building out your PPE alongside the rest of your shop equipment, </w:t>
       </w:r>
       <w:hyperlink r:id="rIdLink4">
         <w:r>

--- a/Articles/07-choosing-a-respirator/article.docx
+++ b/Articles/07-choosing-a-respirator/article.docx
@@ -291,7 +291,7 @@
     </w:p>
     <w:p>
       <w:r>
-        <w:t xml:space="preserve">Getting the right respirator is half the job. Knowing which cartridges to keep stocked, and when to actually replace them, is the other half — and it's the half most people skip. If you're building out your PPE alongside the rest of your shop equipment, </w:t>
+        <w:t xml:space="preserve">Getting the right respirator is half the job. Knowing which cartridges to keep stocked, and when to actually replace them, is the other half — and it's the half most people skip. Once your PPE kit is dialed in, </w:t>
       </w:r>
       <w:hyperlink r:id="rIdLink4">
         <w:r>
@@ -299,11 +299,11 @@
             <w:color w:val="1E3A8A"/>
             <w:u w:val="single"/>
           </w:rPr>
-          <w:t xml:space="preserve">browse the tool catalog</w:t>
+          <w:t xml:space="preserve">Kerph's tool maintenance tracker</w:t>
         </w:r>
       </w:hyperlink>
       <w:r>
-        <w:t xml:space="preserve"> to compare respirator models and keep track of what you already own.</w:t>
+        <w:t xml:space="preserve"> is a good place to log which cartridges you've got on hand and when they went into service, so a swap doesn't turn into guesswork mid-project.</w:t>
       </w:r>
     </w:p>
     <w:sectPr>

--- a/Articles/07-choosing-a-respirator/article.docx
+++ b/Articles/07-choosing-a-respirator/article.docx
@@ -66,6 +66,19 @@
             </a:graphic>
           </wp:inline>
         </w:drawing>
+      </w:r>
+    </w:p>
+    <w:p>
+      <w:pPr>
+        <w:spacing w:after="200"/>
+      </w:pPr>
+      <w:r>
+        <w:rPr>
+          <w:sz w:val="16"/>
+          <w:color w:val="94A3B8"/>
+          <w:caps/>
+        </w:rPr>
+        <w:t xml:space="preserve">Kerph Garage Tips · kerphplans.com</w:t>
       </w:r>
     </w:p>
     <w:p>

--- a/Articles/07-choosing-a-respirator/article.docx
+++ b/Articles/07-choosing-a-respirator/article.docx
@@ -66,19 +66,6 @@
             </a:graphic>
           </wp:inline>
         </w:drawing>
-      </w:r>
-    </w:p>
-    <w:p>
-      <w:pPr>
-        <w:spacing w:after="200"/>
-      </w:pPr>
-      <w:r>
-        <w:rPr>
-          <w:sz w:val="16"/>
-          <w:color w:val="94A3B8"/>
-          <w:caps/>
-        </w:rPr>
-        <w:t xml:space="preserve">Kerph Garage Tips · kerphplans.com</w:t>
       </w:r>
     </w:p>
     <w:p>
